--- a/Semestr 4/BioMed/Sprawozdanie_C1_EKG.docx
+++ b/Semestr 4/BioMed/Sprawozdanie_C1_EKG.docx
@@ -67,7 +67,6 @@
                 <w:lang w:val="pl-PL" w:eastAsia="pl-PL"/>
               </w:rPr>
             </w:pPr>
-            <w:proofErr w:type="spellStart"/>
             <w:r>
               <w:rPr>
                 <w:rFonts w:ascii="Times New Roman" w:eastAsia="Times New Roman" w:hAnsi="Times New Roman" w:cs="Times New Roman"/>
@@ -77,7 +76,6 @@
               </w:rPr>
               <w:t>WEAIiIB</w:t>
             </w:r>
-            <w:proofErr w:type="spellEnd"/>
           </w:p>
         </w:tc>
         <w:tc>
@@ -932,7 +930,6 @@
                 <w:lang w:val="pl-PL" w:eastAsia="pl-PL"/>
               </w:rPr>
             </w:pPr>
-            <w:proofErr w:type="spellStart"/>
             <w:r>
               <w:rPr>
                 <w:rFonts w:ascii="Times New Roman" w:eastAsia="Times New Roman" w:hAnsi="Times New Roman" w:cs="Times New Roman"/>
@@ -940,17 +937,7 @@
                 <w:szCs w:val="24"/>
                 <w:lang w:val="pl-PL" w:eastAsia="pl-PL"/>
               </w:rPr>
-              <w:t>Mivhał</w:t>
-            </w:r>
-            <w:proofErr w:type="spellEnd"/>
-            <w:r>
-              <w:rPr>
-                <w:rFonts w:ascii="Times New Roman" w:eastAsia="Times New Roman" w:hAnsi="Times New Roman" w:cs="Times New Roman"/>
-                <w:sz w:val="20"/>
-                <w:szCs w:val="24"/>
-                <w:lang w:val="pl-PL" w:eastAsia="pl-PL"/>
-              </w:rPr>
-              <w:t xml:space="preserve"> Wojna</w:t>
+              <w:t>Mivhał Wojna</w:t>
             </w:r>
           </w:p>
         </w:tc>
@@ -985,80 +972,10 @@
     </w:tbl>
     <w:p>
       <w:pPr>
-        <w:pStyle w:val="Nagwek1"/>
         <w:rPr>
           <w:lang w:val="pl-PL"/>
         </w:rPr>
       </w:pPr>
-    </w:p>
-    <w:p>
-      <w:pPr>
-        <w:pStyle w:val="Nagwek1"/>
-        <w:rPr>
-          <w:lang w:val="pl-PL"/>
-        </w:rPr>
-      </w:pPr>
-      <w:r>
-        <w:rPr>
-          <w:lang w:val="pl-PL"/>
-        </w:rPr>
-        <w:t>1. Cel badań</w:t>
-      </w:r>
-    </w:p>
-    <w:p>
-      <w:pPr>
-        <w:rPr>
-          <w:lang w:val="pl-PL"/>
-        </w:rPr>
-      </w:pPr>
-      <w:r>
-        <w:rPr>
-          <w:lang w:val="pl-PL"/>
-        </w:rPr>
-        <w:t xml:space="preserve">Zaplanowanie i wykonanie pomiarów EKG za pomocą czujnika </w:t>
-      </w:r>
-      <w:proofErr w:type="spellStart"/>
-      <w:r>
-        <w:rPr>
-          <w:lang w:val="pl-PL"/>
-        </w:rPr>
-        <w:t>Move</w:t>
-      </w:r>
-      <w:proofErr w:type="spellEnd"/>
-      <w:r>
-        <w:rPr>
-          <w:lang w:val="pl-PL"/>
-        </w:rPr>
-        <w:t xml:space="preserve"> </w:t>
-      </w:r>
-      <w:proofErr w:type="spellStart"/>
-      <w:r>
-        <w:rPr>
-          <w:lang w:val="pl-PL"/>
-        </w:rPr>
-        <w:t>Sense</w:t>
-      </w:r>
-      <w:proofErr w:type="spellEnd"/>
-      <w:r>
-        <w:rPr>
-          <w:lang w:val="pl-PL"/>
-        </w:rPr>
-        <w:t xml:space="preserve"> oraz analiza wpływu różnego rodzaju wysiłku fizycznego na pracę serca.</w:t>
-      </w:r>
-    </w:p>
-    <w:p>
-      <w:pPr>
-        <w:pStyle w:val="Nagwek1"/>
-        <w:rPr>
-          <w:lang w:val="pl-PL"/>
-        </w:rPr>
-      </w:pPr>
-      <w:r>
-        <w:rPr>
-          <w:lang w:val="pl-PL"/>
-        </w:rPr>
-        <w:t>2. Plan i opis przeprowadzonych prób</w:t>
-      </w:r>
     </w:p>
     <w:p>
       <w:pPr>
@@ -1075,17 +992,10 @@
     </w:p>
     <w:p>
       <w:pPr>
-        <w:pStyle w:val="Nagwek1"/>
         <w:rPr>
           <w:lang w:val="pl-PL"/>
         </w:rPr>
       </w:pPr>
-      <w:r>
-        <w:rPr>
-          <w:lang w:val="pl-PL"/>
-        </w:rPr>
-        <w:t>3. Przykładowe fragmenty sygnałów EKG</w:t>
-      </w:r>
     </w:p>
     <w:p>
       <w:pPr>
@@ -1101,35 +1011,24 @@
       </w:r>
     </w:p>
     <w:p>
-      <w:proofErr w:type="spellStart"/>
       <w:r>
-        <w:t>Wykres</w:t>
+        <w:t xml:space="preserve">Wykres </w:t>
       </w:r>
-      <w:proofErr w:type="spellEnd"/>
       <w:r>
-        <w:t xml:space="preserve"> </w:t>
+        <w:t xml:space="preserve">EKG </w:t>
       </w:r>
-      <w:proofErr w:type="spellStart"/>
       <w:r>
-        <w:t>dla</w:t>
+        <w:t xml:space="preserve">dla </w:t>
       </w:r>
-      <w:proofErr w:type="spellEnd"/>
       <w:r>
-        <w:t xml:space="preserve"> </w:t>
+        <w:t>m</w:t>
       </w:r>
-      <w:proofErr w:type="spellStart"/>
       <w:r>
-        <w:t>próby</w:t>
+        <w:t>edytacj</w:t>
       </w:r>
-      <w:proofErr w:type="spellEnd"/>
       <w:r>
-        <w:t xml:space="preserve">: </w:t>
+        <w:t>y</w:t>
       </w:r>
-      <w:proofErr w:type="spellStart"/>
-      <w:r>
-        <w:t>Medytacja</w:t>
-      </w:r>
-      <w:proofErr w:type="spellEnd"/>
     </w:p>
     <w:p>
       <w:r>
@@ -1174,8 +1073,46 @@
       </w:r>
     </w:p>
     <w:p>
+      <w:pPr>
+        <w:rPr>
+          <w:lang w:val="pl-PL"/>
+        </w:rPr>
+      </w:pPr>
       <w:r>
-        <w:t>Wykres dla próby: Rowerek</w:t>
+        <w:rPr>
+          <w:lang w:val="pl-PL"/>
+        </w:rPr>
+        <w:t xml:space="preserve">Wykres </w:t>
+      </w:r>
+      <w:r>
+        <w:rPr>
+          <w:lang w:val="pl-PL"/>
+        </w:rPr>
+        <w:t xml:space="preserve">EKG </w:t>
+      </w:r>
+      <w:r>
+        <w:rPr>
+          <w:lang w:val="pl-PL"/>
+        </w:rPr>
+        <w:t xml:space="preserve">dla </w:t>
+      </w:r>
+      <w:r>
+        <w:rPr>
+          <w:lang w:val="pl-PL"/>
+        </w:rPr>
+        <w:t>r</w:t>
+      </w:r>
+      <w:r>
+        <w:rPr>
+          <w:lang w:val="pl-PL"/>
+        </w:rPr>
+        <w:t>owerek</w:t>
+      </w:r>
+      <w:r>
+        <w:rPr>
+          <w:lang w:val="pl-PL"/>
+        </w:rPr>
+        <w:t>u</w:t>
       </w:r>
     </w:p>
     <w:p>
@@ -1183,7 +1120,6 @@
         <w:rPr>
           <w:noProof/>
         </w:rPr>
-        <w:lastRenderedPageBreak/>
         <w:drawing>
           <wp:inline distT="0" distB="0" distL="0" distR="0" wp14:anchorId="2BA14F91" wp14:editId="667647BD">
             <wp:extent cx="5486400" cy="1645920"/>
@@ -1227,11 +1163,50 @@
           <w:lang w:val="pl-PL"/>
         </w:rPr>
       </w:pPr>
+    </w:p>
+    <w:p>
+      <w:pPr>
+        <w:rPr>
+          <w:lang w:val="pl-PL"/>
+        </w:rPr>
+      </w:pPr>
+    </w:p>
+    <w:p>
+      <w:pPr>
+        <w:rPr>
+          <w:lang w:val="pl-PL"/>
+        </w:rPr>
+      </w:pPr>
       <w:r>
         <w:rPr>
           <w:lang w:val="pl-PL"/>
         </w:rPr>
-        <w:t>Wykres dla próby: Bieg po schodach</w:t>
+        <w:lastRenderedPageBreak/>
+        <w:t xml:space="preserve">Wykres </w:t>
+      </w:r>
+      <w:r>
+        <w:rPr>
+          <w:lang w:val="pl-PL"/>
+        </w:rPr>
+        <w:t xml:space="preserve">EKG </w:t>
+      </w:r>
+      <w:r>
+        <w:rPr>
+          <w:lang w:val="pl-PL"/>
+        </w:rPr>
+        <w:t xml:space="preserve">dla </w:t>
+      </w:r>
+      <w:r>
+        <w:rPr>
+          <w:lang w:val="pl-PL"/>
+        </w:rPr>
+        <w:t>biegu</w:t>
+      </w:r>
+      <w:r>
+        <w:rPr>
+          <w:lang w:val="pl-PL"/>
+        </w:rPr>
+        <w:t xml:space="preserve"> po schodach</w:t>
       </w:r>
     </w:p>
     <w:p>
@@ -1300,35 +1275,13 @@
         <w:rPr>
           <w:lang w:val="pl-PL"/>
         </w:rPr>
-        <w:t>Poniżej przedstawiono wyniki analizy tętna (</w:t>
+        <w:t>Poniżej przedstawiono wyniki analizy tętna oraz odstępów R-R wyznaczone ze wszystkich przesłanych pomiarów</w:t>
       </w:r>
-      <w:proofErr w:type="spellStart"/>
       <w:r>
         <w:rPr>
           <w:lang w:val="pl-PL"/>
         </w:rPr>
-        <w:t>Heart</w:t>
-      </w:r>
-      <w:proofErr w:type="spellEnd"/>
-      <w:r>
-        <w:rPr>
-          <w:lang w:val="pl-PL"/>
-        </w:rPr>
-        <w:t xml:space="preserve"> </w:t>
-      </w:r>
-      <w:proofErr w:type="spellStart"/>
-      <w:r>
-        <w:rPr>
-          <w:lang w:val="pl-PL"/>
-        </w:rPr>
-        <w:t>Rate</w:t>
-      </w:r>
-      <w:proofErr w:type="spellEnd"/>
-      <w:r>
-        <w:rPr>
-          <w:lang w:val="pl-PL"/>
-        </w:rPr>
-        <w:t>) oraz odstępów R-R wyznaczone ze wszystkich przesłanych pomiarów (wartości zaokrąglone do dwóch miejsc po przecinku).</w:t>
+        <w:t>.</w:t>
       </w:r>
     </w:p>
     <w:tbl>
@@ -1350,21 +1303,8 @@
             <w:tcW w:w="1728" w:type="dxa"/>
           </w:tcPr>
           <w:p>
-            <w:proofErr w:type="spellStart"/>
             <w:r>
-              <w:t>Rodzaj</w:t>
-            </w:r>
-            <w:proofErr w:type="spellEnd"/>
-            <w:r>
-              <w:t xml:space="preserve"> </w:t>
-            </w:r>
-            <w:proofErr w:type="spellStart"/>
-            <w:r>
-              <w:t>próby</w:t>
-            </w:r>
-            <w:proofErr w:type="spellEnd"/>
-            <w:r>
-              <w:t xml:space="preserve"> / Osoba</w:t>
+              <w:t>Rodzaj próby / Osoba</w:t>
             </w:r>
           </w:p>
         </w:tc>
@@ -1411,13 +1351,8 @@
             <w:tcW w:w="1728" w:type="dxa"/>
           </w:tcPr>
           <w:p>
-            <w:proofErr w:type="spellStart"/>
             <w:r>
-              <w:t>Odchylenie</w:t>
-            </w:r>
-            <w:proofErr w:type="spellEnd"/>
-            <w:r>
-              <w:t xml:space="preserve"> std. R-R</w:t>
+              <w:t>Odchylenie std. R-R</w:t>
             </w:r>
           </w:p>
         </w:tc>
@@ -1845,7 +1780,6 @@
           </w:tcPr>
           <w:p>
             <w:r>
-              <w:lastRenderedPageBreak/>
               <w:t>Bieg po schodach (Osoba 3)</w:t>
             </w:r>
           </w:p>
@@ -1891,222 +1825,27 @@
           </w:p>
         </w:tc>
       </w:tr>
-      <w:tr>
-        <w:tc>
-          <w:tcPr>
-            <w:tcW w:w="1728" w:type="dxa"/>
-          </w:tcPr>
-          <w:p>
-            <w:r>
-              <w:t>Pomiar dodatkowy</w:t>
-            </w:r>
-          </w:p>
-        </w:tc>
-        <w:tc>
-          <w:tcPr>
-            <w:tcW w:w="1728" w:type="dxa"/>
-          </w:tcPr>
-          <w:p>
-            <w:r>
-              <w:t>116.73</w:t>
-            </w:r>
-          </w:p>
-        </w:tc>
-        <w:tc>
-          <w:tcPr>
-            <w:tcW w:w="1728" w:type="dxa"/>
-          </w:tcPr>
-          <w:p>
-            <w:r>
-              <w:t>8.06</w:t>
-            </w:r>
-          </w:p>
-        </w:tc>
-        <w:tc>
-          <w:tcPr>
-            <w:tcW w:w="1728" w:type="dxa"/>
-          </w:tcPr>
-          <w:p>
-            <w:r>
-              <w:t>515.32</w:t>
-            </w:r>
-          </w:p>
-        </w:tc>
-        <w:tc>
-          <w:tcPr>
-            <w:tcW w:w="1728" w:type="dxa"/>
-          </w:tcPr>
-          <w:p>
-            <w:r>
-              <w:t>39.04</w:t>
-            </w:r>
-          </w:p>
-        </w:tc>
-      </w:tr>
-      <w:tr>
-        <w:tc>
-          <w:tcPr>
-            <w:tcW w:w="1728" w:type="dxa"/>
-          </w:tcPr>
-          <w:p>
-            <w:r>
-              <w:t>Pomiar dodatkowy</w:t>
-            </w:r>
-          </w:p>
-        </w:tc>
-        <w:tc>
-          <w:tcPr>
-            <w:tcW w:w="1728" w:type="dxa"/>
-          </w:tcPr>
-          <w:p>
-            <w:r>
-              <w:t>109.46</w:t>
-            </w:r>
-          </w:p>
-        </w:tc>
-        <w:tc>
-          <w:tcPr>
-            <w:tcW w:w="1728" w:type="dxa"/>
-          </w:tcPr>
-          <w:p>
-            <w:r>
-              <w:t>8.83</w:t>
-            </w:r>
-          </w:p>
-        </w:tc>
-        <w:tc>
-          <w:tcPr>
-            <w:tcW w:w="1728" w:type="dxa"/>
-          </w:tcPr>
-          <w:p>
-            <w:r>
-              <w:t>592.47</w:t>
-            </w:r>
-          </w:p>
-        </w:tc>
-        <w:tc>
-          <w:tcPr>
-            <w:tcW w:w="1728" w:type="dxa"/>
-          </w:tcPr>
-          <w:p>
-            <w:r>
-              <w:t>91.86</w:t>
-            </w:r>
-          </w:p>
-        </w:tc>
-      </w:tr>
-      <w:tr>
-        <w:tc>
-          <w:tcPr>
-            <w:tcW w:w="1728" w:type="dxa"/>
-          </w:tcPr>
-          <w:p>
-            <w:r>
-              <w:t>Pomiar dodatkowy</w:t>
-            </w:r>
-          </w:p>
-        </w:tc>
-        <w:tc>
-          <w:tcPr>
-            <w:tcW w:w="1728" w:type="dxa"/>
-          </w:tcPr>
-          <w:p>
-            <w:r>
-              <w:t>100.36</w:t>
-            </w:r>
-          </w:p>
-        </w:tc>
-        <w:tc>
-          <w:tcPr>
-            <w:tcW w:w="1728" w:type="dxa"/>
-          </w:tcPr>
-          <w:p>
-            <w:r>
-              <w:t>8.38</w:t>
-            </w:r>
-          </w:p>
-        </w:tc>
-        <w:tc>
-          <w:tcPr>
-            <w:tcW w:w="1728" w:type="dxa"/>
-          </w:tcPr>
-          <w:p>
-            <w:r>
-              <w:t>645.79</w:t>
-            </w:r>
-          </w:p>
-        </w:tc>
-        <w:tc>
-          <w:tcPr>
-            <w:tcW w:w="1728" w:type="dxa"/>
-          </w:tcPr>
-          <w:p>
-            <w:r>
-              <w:t>78.60</w:t>
-            </w:r>
-          </w:p>
-        </w:tc>
-      </w:tr>
-      <w:tr>
-        <w:tc>
-          <w:tcPr>
-            <w:tcW w:w="1728" w:type="dxa"/>
-          </w:tcPr>
-          <w:p>
-            <w:r>
-              <w:t>Pomiar dodatkowy</w:t>
-            </w:r>
-          </w:p>
-        </w:tc>
-        <w:tc>
-          <w:tcPr>
-            <w:tcW w:w="1728" w:type="dxa"/>
-          </w:tcPr>
-          <w:p>
-            <w:r>
-              <w:t>95.16</w:t>
-            </w:r>
-          </w:p>
-        </w:tc>
-        <w:tc>
-          <w:tcPr>
-            <w:tcW w:w="1728" w:type="dxa"/>
-          </w:tcPr>
-          <w:p>
-            <w:r>
-              <w:t>5.00</w:t>
-            </w:r>
-          </w:p>
-        </w:tc>
-        <w:tc>
-          <w:tcPr>
-            <w:tcW w:w="1728" w:type="dxa"/>
-          </w:tcPr>
-          <w:p>
-            <w:r>
-              <w:t>687.90</w:t>
-            </w:r>
-          </w:p>
-        </w:tc>
-        <w:tc>
-          <w:tcPr>
-            <w:tcW w:w="1728" w:type="dxa"/>
-          </w:tcPr>
-          <w:p>
-            <w:r>
-              <w:t>97.27</w:t>
-            </w:r>
-          </w:p>
-        </w:tc>
-      </w:tr>
     </w:tbl>
     <w:p>
       <w:pPr>
-        <w:pStyle w:val="Nagwek1"/>
+        <w:rPr>
+          <w:lang w:val="pl-PL"/>
+        </w:rPr>
       </w:pPr>
-      <w:r>
-        <w:t>5. Różnice w morfologii sygnałów</w:t>
-      </w:r>
+    </w:p>
+    <w:p>
+      <w:pPr>
+        <w:rPr>
+          <w:lang w:val="pl-PL"/>
+        </w:rPr>
+      </w:pPr>
+    </w:p>
+    <w:p>
+      <w:pPr>
+        <w:rPr>
+          <w:lang w:val="pl-PL"/>
+        </w:rPr>
+      </w:pPr>
     </w:p>
     <w:p>
       <w:pPr>
@@ -2118,19 +1857,7 @@
         <w:rPr>
           <w:lang w:val="pl-PL"/>
         </w:rPr>
-        <w:t>Poniższe wartości zostały oszacowane na podstawie wygenerowanych wykresów z surowych danych sensorów oraz standardowych parametrów dla określonego tętna (uwaga: w surowym sygnale z opaski bez filtracji klinicznej załamki P i T mogą być zaszumione, a załamek U niewidoczny).</w:t>
-      </w:r>
-    </w:p>
-    <w:p>
-      <w:pPr>
-        <w:rPr>
-          <w:lang w:val="pl-PL"/>
-        </w:rPr>
-      </w:pPr>
-      <w:r>
-        <w:rPr>
-          <w:lang w:val="pl-PL"/>
-        </w:rPr>
+        <w:lastRenderedPageBreak/>
         <w:t>• Długość odcinka PQ (spoczynek / wysiłek): W spoczynku odcinek PQ jest wyraźniejszy i mieści się w fizjologicznej normie ok. 120-200 ms. Podczas wysiłku (schody) może ulec nieznacznemu skróceniu.</w:t>
       </w:r>
     </w:p>
@@ -2157,36 +1884,15 @@
         <w:rPr>
           <w:lang w:val="pl-PL"/>
         </w:rPr>
-        <w:t xml:space="preserve">• Obecność załamka U: Na zebranych surowych sygnałach z czujnika </w:t>
-      </w:r>
-      <w:proofErr w:type="spellStart"/>
-      <w:r>
-        <w:rPr>
-          <w:lang w:val="pl-PL"/>
-        </w:rPr>
-        <w:t>MoveSense</w:t>
-      </w:r>
-      <w:proofErr w:type="spellEnd"/>
-      <w:r>
-        <w:rPr>
-          <w:lang w:val="pl-PL"/>
-        </w:rPr>
-        <w:t xml:space="preserve"> załamek U nie jest wyraźnie obserwowalny, co jest typowe dla EKG z opasek/czujników jednoobwodowych, gdzie bywa on zagłuszony przez szumy i artefakty ruchowe.</w:t>
+        <w:t>• Obecność załamka U: Na zebranych surowych sygnałach z czujnika MoveSense załamek U nie jest wyraźnie obserwowalny, co jest typowe dla EKG z opasek/czujników jednoobwodowych, gdzie bywa on zagłuszony przez szumy i artefakty ruchowe.</w:t>
       </w:r>
     </w:p>
     <w:p>
       <w:pPr>
-        <w:pStyle w:val="Nagwek1"/>
         <w:rPr>
           <w:lang w:val="pl-PL"/>
         </w:rPr>
       </w:pPr>
-      <w:r>
-        <w:rPr>
-          <w:lang w:val="pl-PL"/>
-        </w:rPr>
-        <w:t>6. Wnioski</w:t>
-      </w:r>
     </w:p>
     <w:p>
       <w:pPr>
@@ -2198,7 +1904,7 @@
         <w:rPr>
           <w:lang w:val="pl-PL"/>
         </w:rPr>
-        <w:t>Na podstawie powyższych danych wyraźnie widać adaptację układu krążenia do wysiłku fizycznego. W stanie spoczynku (medytacja) średnie tętno badanych wynosiło od ok. 69 do 91 BPM. W trakcie umiarkowanej próby wysiłkowej (rowerek) wzrastało ono do poziomu ok. 85-143 BPM, natomiast podczas najbardziej intensywnego wysiłku (bieg po schodach) osiągało wartości w przedziale ok. 109-141 BPM. Ze wzrostem tętna bezpośrednio korelowało znaczne skrócenie średniego odstępu R-R, co jest prawidłową reakcją fizjologiczną mięśnia sercowego na zapotrzebowanie organizmu na tlen. Analiza wygenerowanych z surowych danych wykresów potwierdza zwiększoną częstotliwość występowania zespołów QRS pod wpływem narastającego obciążenia.</w:t>
+        <w:t>Na podstawie powyższych danych wyraźnie widać adaptację układu krążenia do wysiłku fizycznego. W stanie spoczynku (medytacja) średnie tętno badanych wynosiło od ok. 69 do 91 BPM. W trakcie umiarkowanej próby wysiłkowej (rowerek) wzrastało ono do poziomu ok. 85-143 BPM, natomiast podczas najbardziej intensywnego wysiłku (bieg po schodach) osiągało wartości w przedziale ok. 109-141 BPM. Ze wzrostem tętna bezpośrednio korelowało znaczne skrócenie średniego odstępu R-R. Analiza wygenerowanych z surowych danych wykresów potwierdza zwiększoną częstotliwość występowania zespołów QRS pod wpływem narastającego obciążenia.</w:t>
       </w:r>
     </w:p>
     <w:sectPr>
